--- a/СДАЧА/ЛР4/ОТЧЕТ_ЛР4_NotaCode.docx
+++ b/СДАЧА/ЛР4/ОТЧЕТ_ЛР4_NotaCode.docx
@@ -244,7 +244,7 @@
         </w:rPr>
         <w:fldChar w:fldCharType="separate"/>
       </w:r>
-      <w:hyperlink w:anchor="_Toc242031804" w:history="1">
+      <w:hyperlink w:anchor="_Toc242042935" w:history="1">
         <w:r>
           <w:rPr>
             <w:rStyle w:val="ad"/>
@@ -271,7 +271,7 @@
             <w:noProof/>
             <w:webHidden/>
           </w:rPr>
-          <w:instrText xml:space="preserve"> PAGEREF _Toc242031804 \h </w:instrText>
+          <w:instrText xml:space="preserve"> PAGEREF _Toc242042935 \h </w:instrText>
         </w:r>
         <w:r>
           <w:rPr>
@@ -316,7 +316,7 @@
           <w14:ligatures w14:val="standardContextual"/>
         </w:rPr>
       </w:pPr>
-      <w:hyperlink w:anchor="_Toc242031805" w:history="1">
+      <w:hyperlink w:anchor="_Toc242042936" w:history="1">
         <w:r>
           <w:rPr>
             <w:rStyle w:val="ad"/>
@@ -343,7 +343,7 @@
             <w:noProof/>
             <w:webHidden/>
           </w:rPr>
-          <w:instrText xml:space="preserve"> PAGEREF _Toc242031805 \h </w:instrText>
+          <w:instrText xml:space="preserve"> PAGEREF _Toc242042936 \h </w:instrText>
         </w:r>
         <w:r>
           <w:rPr>
@@ -388,7 +388,7 @@
           <w14:ligatures w14:val="standardContextual"/>
         </w:rPr>
       </w:pPr>
-      <w:hyperlink w:anchor="_Toc242031806" w:history="1">
+      <w:hyperlink w:anchor="_Toc242042937" w:history="1">
         <w:r>
           <w:rPr>
             <w:rStyle w:val="ad"/>
@@ -415,7 +415,7 @@
             <w:noProof/>
             <w:webHidden/>
           </w:rPr>
-          <w:instrText xml:space="preserve"> PAGEREF _Toc242031806 \h </w:instrText>
+          <w:instrText xml:space="preserve"> PAGEREF _Toc242042937 \h </w:instrText>
         </w:r>
         <w:r>
           <w:rPr>
@@ -460,7 +460,7 @@
           <w14:ligatures w14:val="standardContextual"/>
         </w:rPr>
       </w:pPr>
-      <w:hyperlink w:anchor="_Toc242031807" w:history="1">
+      <w:hyperlink w:anchor="_Toc242042938" w:history="1">
         <w:r>
           <w:rPr>
             <w:rStyle w:val="ad"/>
@@ -487,7 +487,7 @@
             <w:noProof/>
             <w:webHidden/>
           </w:rPr>
-          <w:instrText xml:space="preserve"> PAGEREF _Toc242031807 \h </w:instrText>
+          <w:instrText xml:space="preserve"> PAGEREF _Toc242042938 \h </w:instrText>
         </w:r>
         <w:r>
           <w:rPr>
@@ -532,7 +532,7 @@
           <w14:ligatures w14:val="standardContextual"/>
         </w:rPr>
       </w:pPr>
-      <w:hyperlink w:anchor="_Toc242031808" w:history="1">
+      <w:hyperlink w:anchor="_Toc242042939" w:history="1">
         <w:r>
           <w:rPr>
             <w:rStyle w:val="ad"/>
@@ -575,7 +575,7 @@
             <w:noProof/>
             <w:webHidden/>
           </w:rPr>
-          <w:instrText xml:space="preserve"> PAGEREF _Toc242031808 \h </w:instrText>
+          <w:instrText xml:space="preserve"> PAGEREF _Toc242042939 \h </w:instrText>
         </w:r>
         <w:r>
           <w:rPr>
@@ -620,7 +620,7 @@
           <w14:ligatures w14:val="standardContextual"/>
         </w:rPr>
       </w:pPr>
-      <w:hyperlink w:anchor="_Toc242031809" w:history="1">
+      <w:hyperlink w:anchor="_Toc242042940" w:history="1">
         <w:r>
           <w:rPr>
             <w:rStyle w:val="ad"/>
@@ -647,7 +647,7 @@
             <w:noProof/>
             <w:webHidden/>
           </w:rPr>
-          <w:instrText xml:space="preserve"> PAGEREF _Toc242031809 \h </w:instrText>
+          <w:instrText xml:space="preserve"> PAGEREF _Toc242042940 \h </w:instrText>
         </w:r>
         <w:r>
           <w:rPr>
@@ -692,7 +692,7 @@
           <w14:ligatures w14:val="standardContextual"/>
         </w:rPr>
       </w:pPr>
-      <w:hyperlink w:anchor="_Toc242031810" w:history="1">
+      <w:hyperlink w:anchor="_Toc242042941" w:history="1">
         <w:r>
           <w:rPr>
             <w:rStyle w:val="ad"/>
@@ -719,7 +719,7 @@
             <w:noProof/>
             <w:webHidden/>
           </w:rPr>
-          <w:instrText xml:space="preserve"> PAGEREF _Toc242031810 \h </w:instrText>
+          <w:instrText xml:space="preserve"> PAGEREF _Toc242042941 \h </w:instrText>
         </w:r>
         <w:r>
           <w:rPr>
@@ -764,7 +764,7 @@
           <w14:ligatures w14:val="standardContextual"/>
         </w:rPr>
       </w:pPr>
-      <w:hyperlink w:anchor="_Toc242031811" w:history="1">
+      <w:hyperlink w:anchor="_Toc242042942" w:history="1">
         <w:r>
           <w:rPr>
             <w:rStyle w:val="ad"/>
@@ -791,7 +791,7 @@
             <w:noProof/>
             <w:webHidden/>
           </w:rPr>
-          <w:instrText xml:space="preserve"> PAGEREF _Toc242031811 \h </w:instrText>
+          <w:instrText xml:space="preserve"> PAGEREF _Toc242042942 \h </w:instrText>
         </w:r>
         <w:r>
           <w:rPr>
@@ -836,7 +836,7 @@
           <w14:ligatures w14:val="standardContextual"/>
         </w:rPr>
       </w:pPr>
-      <w:hyperlink w:anchor="_Toc242031812" w:history="1">
+      <w:hyperlink w:anchor="_Toc242042943" w:history="1">
         <w:r>
           <w:rPr>
             <w:rStyle w:val="ad"/>
@@ -863,7 +863,7 @@
             <w:noProof/>
             <w:webHidden/>
           </w:rPr>
-          <w:instrText xml:space="preserve"> PAGEREF _Toc242031812 \h </w:instrText>
+          <w:instrText xml:space="preserve"> PAGEREF _Toc242042943 \h </w:instrText>
         </w:r>
         <w:r>
           <w:rPr>
@@ -883,7 +883,7 @@
             <w:noProof/>
             <w:webHidden/>
           </w:rPr>
-          <w:t>16</w:t>
+          <w:t>15</w:t>
         </w:r>
         <w:r>
           <w:rPr>
@@ -908,7 +908,7 @@
           <w14:ligatures w14:val="standardContextual"/>
         </w:rPr>
       </w:pPr>
-      <w:hyperlink w:anchor="_Toc242031813" w:history="1">
+      <w:hyperlink w:anchor="_Toc242042944" w:history="1">
         <w:r>
           <w:rPr>
             <w:rStyle w:val="ad"/>
@@ -935,7 +935,7 @@
             <w:noProof/>
             <w:webHidden/>
           </w:rPr>
-          <w:instrText xml:space="preserve"> PAGEREF _Toc242031813 \h </w:instrText>
+          <w:instrText xml:space="preserve"> PAGEREF _Toc242042944 \h </w:instrText>
         </w:r>
         <w:r>
           <w:rPr>
@@ -980,7 +980,7 @@
           <w14:ligatures w14:val="standardContextual"/>
         </w:rPr>
       </w:pPr>
-      <w:hyperlink w:anchor="_Toc242031814" w:history="1">
+      <w:hyperlink w:anchor="_Toc242042945" w:history="1">
         <w:r>
           <w:rPr>
             <w:rStyle w:val="ad"/>
@@ -1007,7 +1007,79 @@
             <w:noProof/>
             <w:webHidden/>
           </w:rPr>
-          <w:instrText xml:space="preserve"> PAGEREF _Toc242031814 \h </w:instrText>
+          <w:instrText xml:space="preserve"> PAGEREF _Toc242042945 \h </w:instrText>
+        </w:r>
+        <w:r>
+          <w:rPr>
+            <w:noProof/>
+            <w:webHidden/>
+          </w:rPr>
+        </w:r>
+        <w:r>
+          <w:rPr>
+            <w:noProof/>
+            <w:webHidden/>
+          </w:rPr>
+          <w:fldChar w:fldCharType="separate"/>
+        </w:r>
+        <w:r>
+          <w:rPr>
+            <w:noProof/>
+            <w:webHidden/>
+          </w:rPr>
+          <w:t>18</w:t>
+        </w:r>
+        <w:r>
+          <w:rPr>
+            <w:noProof/>
+            <w:webHidden/>
+          </w:rPr>
+          <w:fldChar w:fldCharType="end"/>
+        </w:r>
+      </w:hyperlink>
+    </w:p>
+    <w:p>
+      <w:pPr>
+        <w:pStyle w:val="20"/>
+        <w:tabs>
+          <w:tab w:val="right" w:leader="dot" w:pos="9628"/>
+        </w:tabs>
+        <w:rPr>
+          <w:rFonts w:asciiTheme="minorHAnsi" w:eastAsiaTheme="minorEastAsia" w:hAnsiTheme="minorHAnsi" w:cstheme="minorBidi"/>
+          <w:noProof/>
+          <w:color w:val="auto"/>
+          <w:kern w:val="2"/>
+          <w14:ligatures w14:val="standardContextual"/>
+        </w:rPr>
+      </w:pPr>
+      <w:hyperlink w:anchor="_Toc242042946" w:history="1">
+        <w:r>
+          <w:rPr>
+            <w:rStyle w:val="ad"/>
+            <w:noProof/>
+          </w:rPr>
+          <w:t>2.10 Сводные матрицы пяти сил</w:t>
+        </w:r>
+        <w:r>
+          <w:rPr>
+            <w:noProof/>
+            <w:webHidden/>
+          </w:rPr>
+          <w:tab/>
+        </w:r>
+        <w:r>
+          <w:rPr>
+            <w:noProof/>
+            <w:webHidden/>
+          </w:rPr>
+          <w:fldChar w:fldCharType="begin"/>
+        </w:r>
+        <w:r>
+          <w:rPr>
+            <w:noProof/>
+            <w:webHidden/>
+          </w:rPr>
+          <w:instrText xml:space="preserve"> PAGEREF _Toc242042946 \h </w:instrText>
         </w:r>
         <w:r>
           <w:rPr>
@@ -1052,79 +1124,7 @@
           <w14:ligatures w14:val="standardContextual"/>
         </w:rPr>
       </w:pPr>
-      <w:hyperlink w:anchor="_Toc242031815" w:history="1">
-        <w:r>
-          <w:rPr>
-            <w:rStyle w:val="ad"/>
-            <w:noProof/>
-          </w:rPr>
-          <w:t>2.10 Сводные матрицы пяти сил</w:t>
-        </w:r>
-        <w:r>
-          <w:rPr>
-            <w:noProof/>
-            <w:webHidden/>
-          </w:rPr>
-          <w:tab/>
-        </w:r>
-        <w:r>
-          <w:rPr>
-            <w:noProof/>
-            <w:webHidden/>
-          </w:rPr>
-          <w:fldChar w:fldCharType="begin"/>
-        </w:r>
-        <w:r>
-          <w:rPr>
-            <w:noProof/>
-            <w:webHidden/>
-          </w:rPr>
-          <w:instrText xml:space="preserve"> PAGEREF _Toc242031815 \h </w:instrText>
-        </w:r>
-        <w:r>
-          <w:rPr>
-            <w:noProof/>
-            <w:webHidden/>
-          </w:rPr>
-        </w:r>
-        <w:r>
-          <w:rPr>
-            <w:noProof/>
-            <w:webHidden/>
-          </w:rPr>
-          <w:fldChar w:fldCharType="separate"/>
-        </w:r>
-        <w:r>
-          <w:rPr>
-            <w:noProof/>
-            <w:webHidden/>
-          </w:rPr>
-          <w:t>19</w:t>
-        </w:r>
-        <w:r>
-          <w:rPr>
-            <w:noProof/>
-            <w:webHidden/>
-          </w:rPr>
-          <w:fldChar w:fldCharType="end"/>
-        </w:r>
-      </w:hyperlink>
-    </w:p>
-    <w:p>
-      <w:pPr>
-        <w:pStyle w:val="20"/>
-        <w:tabs>
-          <w:tab w:val="right" w:leader="dot" w:pos="9628"/>
-        </w:tabs>
-        <w:rPr>
-          <w:rFonts w:asciiTheme="minorHAnsi" w:eastAsiaTheme="minorEastAsia" w:hAnsiTheme="minorHAnsi" w:cstheme="minorBidi"/>
-          <w:noProof/>
-          <w:color w:val="auto"/>
-          <w:kern w:val="2"/>
-          <w14:ligatures w14:val="standardContextual"/>
-        </w:rPr>
-      </w:pPr>
-      <w:hyperlink w:anchor="_Toc242031816" w:history="1">
+      <w:hyperlink w:anchor="_Toc242042947" w:history="1">
         <w:r>
           <w:rPr>
             <w:rStyle w:val="ad"/>
@@ -1151,7 +1151,7 @@
             <w:noProof/>
             <w:webHidden/>
           </w:rPr>
-          <w:instrText xml:space="preserve"> PAGEREF _Toc242031816 \h </w:instrText>
+          <w:instrText xml:space="preserve"> PAGEREF _Toc242042947 \h </w:instrText>
         </w:r>
         <w:r>
           <w:rPr>
@@ -1196,7 +1196,7 @@
           <w14:ligatures w14:val="standardContextual"/>
         </w:rPr>
       </w:pPr>
-      <w:hyperlink w:anchor="_Toc242031817" w:history="1">
+      <w:hyperlink w:anchor="_Toc242042948" w:history="1">
         <w:r>
           <w:rPr>
             <w:rStyle w:val="ad"/>
@@ -1223,7 +1223,7 @@
             <w:noProof/>
             <w:webHidden/>
           </w:rPr>
-          <w:instrText xml:space="preserve"> PAGEREF _Toc242031817 \h </w:instrText>
+          <w:instrText xml:space="preserve"> PAGEREF _Toc242042948 \h </w:instrText>
         </w:r>
         <w:r>
           <w:rPr>
@@ -1268,7 +1268,7 @@
           <w14:ligatures w14:val="standardContextual"/>
         </w:rPr>
       </w:pPr>
-      <w:hyperlink w:anchor="_Toc242031818" w:history="1">
+      <w:hyperlink w:anchor="_Toc242042949" w:history="1">
         <w:r>
           <w:rPr>
             <w:rStyle w:val="ad"/>
@@ -1295,7 +1295,7 @@
             <w:noProof/>
             <w:webHidden/>
           </w:rPr>
-          <w:instrText xml:space="preserve"> PAGEREF _Toc242031818 \h </w:instrText>
+          <w:instrText xml:space="preserve"> PAGEREF _Toc242042949 \h </w:instrText>
         </w:r>
         <w:r>
           <w:rPr>
@@ -1340,7 +1340,7 @@
           <w14:ligatures w14:val="standardContextual"/>
         </w:rPr>
       </w:pPr>
-      <w:hyperlink w:anchor="_Toc242031819" w:history="1">
+      <w:hyperlink w:anchor="_Toc242042950" w:history="1">
         <w:r>
           <w:rPr>
             <w:rStyle w:val="ad"/>
@@ -1367,7 +1367,7 @@
             <w:noProof/>
             <w:webHidden/>
           </w:rPr>
-          <w:instrText xml:space="preserve"> PAGEREF _Toc242031819 \h </w:instrText>
+          <w:instrText xml:space="preserve"> PAGEREF _Toc242042950 \h </w:instrText>
         </w:r>
         <w:r>
           <w:rPr>
@@ -1412,7 +1412,7 @@
           <w14:ligatures w14:val="standardContextual"/>
         </w:rPr>
       </w:pPr>
-      <w:hyperlink w:anchor="_Toc242031820" w:history="1">
+      <w:hyperlink w:anchor="_Toc242042951" w:history="1">
         <w:r>
           <w:rPr>
             <w:rStyle w:val="ad"/>
@@ -1439,7 +1439,7 @@
             <w:noProof/>
             <w:webHidden/>
           </w:rPr>
-          <w:instrText xml:space="preserve"> PAGEREF _Toc242031820 \h </w:instrText>
+          <w:instrText xml:space="preserve"> PAGEREF _Toc242042951 \h </w:instrText>
         </w:r>
         <w:r>
           <w:rPr>
@@ -1484,7 +1484,7 @@
           <w14:ligatures w14:val="standardContextual"/>
         </w:rPr>
       </w:pPr>
-      <w:hyperlink w:anchor="_Toc242031821" w:history="1">
+      <w:hyperlink w:anchor="_Toc242042952" w:history="1">
         <w:r>
           <w:rPr>
             <w:rStyle w:val="ad"/>
@@ -1511,7 +1511,7 @@
             <w:noProof/>
             <w:webHidden/>
           </w:rPr>
-          <w:instrText xml:space="preserve"> PAGEREF _Toc242031821 \h </w:instrText>
+          <w:instrText xml:space="preserve"> PAGEREF _Toc242042952 \h </w:instrText>
         </w:r>
         <w:r>
           <w:rPr>
@@ -1556,7 +1556,7 @@
           <w14:ligatures w14:val="standardContextual"/>
         </w:rPr>
       </w:pPr>
-      <w:hyperlink w:anchor="_Toc242031822" w:history="1">
+      <w:hyperlink w:anchor="_Toc242042953" w:history="1">
         <w:r>
           <w:rPr>
             <w:rStyle w:val="ad"/>
@@ -1583,7 +1583,7 @@
             <w:noProof/>
             <w:webHidden/>
           </w:rPr>
-          <w:instrText xml:space="preserve"> PAGEREF _Toc242031822 \h </w:instrText>
+          <w:instrText xml:space="preserve"> PAGEREF _Toc242042953 \h </w:instrText>
         </w:r>
         <w:r>
           <w:rPr>
@@ -1628,7 +1628,7 @@
           <w14:ligatures w14:val="standardContextual"/>
         </w:rPr>
       </w:pPr>
-      <w:hyperlink w:anchor="_Toc242031823" w:history="1">
+      <w:hyperlink w:anchor="_Toc242042954" w:history="1">
         <w:r>
           <w:rPr>
             <w:rStyle w:val="ad"/>
@@ -1655,7 +1655,7 @@
             <w:noProof/>
             <w:webHidden/>
           </w:rPr>
-          <w:instrText xml:space="preserve"> PAGEREF _Toc242031823 \h </w:instrText>
+          <w:instrText xml:space="preserve"> PAGEREF _Toc242042954 \h </w:instrText>
         </w:r>
         <w:r>
           <w:rPr>
@@ -1700,7 +1700,7 @@
           <w14:ligatures w14:val="standardContextual"/>
         </w:rPr>
       </w:pPr>
-      <w:hyperlink w:anchor="_Toc242031824" w:history="1">
+      <w:hyperlink w:anchor="_Toc242042955" w:history="1">
         <w:r>
           <w:rPr>
             <w:rStyle w:val="ad"/>
@@ -1727,7 +1727,7 @@
             <w:noProof/>
             <w:webHidden/>
           </w:rPr>
-          <w:instrText xml:space="preserve"> PAGEREF _Toc242031824 \h </w:instrText>
+          <w:instrText xml:space="preserve"> PAGEREF _Toc242042955 \h </w:instrText>
         </w:r>
         <w:r>
           <w:rPr>
@@ -1747,7 +1747,7 @@
             <w:noProof/>
             <w:webHidden/>
           </w:rPr>
-          <w:t>46</w:t>
+          <w:t>45</w:t>
         </w:r>
         <w:r>
           <w:rPr>
@@ -1771,7 +1771,7 @@
         <w:pStyle w:val="1"/>
         <w:pageBreakBefore/>
       </w:pPr>
-      <w:bookmarkStart w:id="1" w:name="_Toc242031804"/>
+      <w:bookmarkStart w:id="1" w:name="_Toc242042935"/>
       <w:r>
         <w:lastRenderedPageBreak/>
         <w:t>1 ЦЕЛЬ РАБОТЫ</w:t>
@@ -1794,7 +1794,7 @@
         <w:pStyle w:val="1"/>
         <w:pageBreakBefore/>
       </w:pPr>
-      <w:bookmarkStart w:id="2" w:name="_Toc242031805"/>
+      <w:bookmarkStart w:id="2" w:name="_Toc242042936"/>
       <w:r>
         <w:lastRenderedPageBreak/>
         <w:t>2 ХОД РАБОТЫ</w:t>
@@ -1807,7 +1807,7 @@
         <w:ind w:firstLine="709"/>
       </w:pPr>
       <w:bookmarkStart w:id="3" w:name="границы-рынка-и-исходные-данные"/>
-      <w:bookmarkStart w:id="4" w:name="_Toc242031806"/>
+      <w:bookmarkStart w:id="4" w:name="_Toc242042937"/>
       <w:r>
         <w:t>2.1 Границы рынка и исходные данные</w:t>
       </w:r>
@@ -2654,7 +2654,7 @@
         <w:ind w:firstLine="709"/>
       </w:pPr>
       <w:bookmarkStart w:id="5" w:name="X71036a6e66e3ee676be05bd8c3d2e7f5edd052d"/>
-      <w:bookmarkStart w:id="6" w:name="_Toc242031807"/>
+      <w:bookmarkStart w:id="6" w:name="_Toc242042938"/>
       <w:bookmarkEnd w:id="3"/>
       <w:r>
         <w:t>2.2 Адаптированная модель пяти сил и порядок работы</w:t>
@@ -3233,7 +3233,7 @@
         <w:ind w:firstLine="709"/>
       </w:pPr>
       <w:bookmarkStart w:id="7" w:name="X5a88c5b98a468a63f47aa45df49a526c7d18a63"/>
-      <w:bookmarkStart w:id="8" w:name="_Toc242031808"/>
+      <w:bookmarkStart w:id="8" w:name="_Toc242042939"/>
       <w:bookmarkEnd w:id="5"/>
       <w:r>
         <w:t xml:space="preserve">2.3 Конкурентная группа, данные </w:t>
@@ -12753,7 +12753,7 @@
         <w:ind w:firstLine="709"/>
       </w:pPr>
       <w:bookmarkStart w:id="15" w:name="конкуренция-между-существующими-игроками"/>
-      <w:bookmarkStart w:id="16" w:name="_Toc242031809"/>
+      <w:bookmarkStart w:id="16" w:name="_Toc242042940"/>
       <w:bookmarkEnd w:id="7"/>
       <w:bookmarkEnd w:id="14"/>
       <w:r>
@@ -13686,7 +13686,6 @@
         <w:rPr>
           <w:sz w:val="28"/>
         </w:rPr>
-        <w:lastRenderedPageBreak/>
         <w:t>Таблица 12 – Аналитические пункты и источники данных [2, табл. 4]</w:t>
       </w:r>
     </w:p>
@@ -13842,6 +13841,7 @@
               <w:jc w:val="center"/>
             </w:pPr>
             <w:r>
+              <w:lastRenderedPageBreak/>
               <w:t>Карта прямых конкурентов</w:t>
             </w:r>
           </w:p>
@@ -14592,9 +14592,6 @@
               <w:ind w:firstLine="0"/>
               <w:jc w:val="center"/>
             </w:pPr>
-            <w:r>
-              <w:t/>
-            </w:r>
           </w:p>
         </w:tc>
         <w:tc>
@@ -15171,9 +15168,6 @@
               <w:ind w:firstLine="0"/>
               <w:jc w:val="center"/>
             </w:pPr>
-            <w:r>
-              <w:t/>
-            </w:r>
           </w:p>
         </w:tc>
         <w:tc>
@@ -15309,9 +15303,6 @@
               <w:ind w:firstLine="0"/>
               <w:jc w:val="center"/>
             </w:pPr>
-            <w:r>
-              <w:t/>
-            </w:r>
           </w:p>
         </w:tc>
         <w:tc>
@@ -15598,27 +15589,27 @@
         <w:rPr>
           <w:sz w:val="28"/>
         </w:rPr>
-        <w:t xml:space="preserve">и </w:t>
+        <w:t>и универсальные редакторы, которые обладают трафиком (</w:t>
+      </w:r>
+      <w:r>
+        <w:rPr>
+          <w:i/>
+          <w:sz w:val="28"/>
+        </w:rPr>
+        <w:t>miro.com</w:t>
+      </w:r>
+      <w:r>
+        <w:rPr>
+          <w:sz w:val="28"/>
+        </w:rPr>
+        <w:t xml:space="preserve"> – 30,64 млн </w:t>
       </w:r>
       <w:r>
         <w:rPr>
           <w:sz w:val="28"/>
         </w:rPr>
         <w:lastRenderedPageBreak/>
-        <w:t>универсальные редакторы, которые обладают трафиком (</w:t>
-      </w:r>
-      <w:r>
-        <w:rPr>
-          <w:i/>
-          <w:sz w:val="28"/>
-        </w:rPr>
-        <w:t>miro.com</w:t>
-      </w:r>
-      <w:r>
-        <w:rPr>
-          <w:sz w:val="28"/>
-        </w:rPr>
-        <w:t xml:space="preserve"> – 30,64 млн визитов в месяц, 65,1 % визитов восьми доменов с данными), рейтингами (</w:t>
+        <w:t>визитов в месяц, 65,1 % визитов восьми доменов с данными), рейтингами (</w:t>
       </w:r>
       <w:r>
         <w:rPr>
@@ -15718,7 +15709,7 @@
         <w:ind w:firstLine="709"/>
       </w:pPr>
       <w:bookmarkStart w:id="17" w:name="угроза-новых-участников"/>
-      <w:bookmarkStart w:id="18" w:name="_Toc242031810"/>
+      <w:bookmarkStart w:id="18" w:name="_Toc242042941"/>
       <w:bookmarkEnd w:id="15"/>
       <w:r>
         <w:t>2.5 Угроза новых участников</w:t>
@@ -16953,9 +16944,6 @@
               <w:ind w:firstLine="0"/>
               <w:jc w:val="center"/>
             </w:pPr>
-            <w:r>
-              <w:t/>
-            </w:r>
           </w:p>
         </w:tc>
         <w:tc>
@@ -17235,9 +17223,6 @@
               <w:ind w:firstLine="0"/>
               <w:jc w:val="center"/>
             </w:pPr>
-            <w:r>
-              <w:t/>
-            </w:r>
           </w:p>
         </w:tc>
         <w:tc>
@@ -17276,7 +17261,6 @@
               <w:jc w:val="center"/>
             </w:pPr>
             <w:r>
-              <w:lastRenderedPageBreak/>
               <w:t>Регуляторные и договорные барьеры</w:t>
             </w:r>
           </w:p>
@@ -17412,6 +17396,7 @@
               <w:jc w:val="center"/>
             </w:pPr>
             <w:r>
+              <w:lastRenderedPageBreak/>
               <w:t>Доступ к платформам</w:t>
             </w:r>
           </w:p>
@@ -17515,9 +17500,6 @@
               <w:ind w:firstLine="0"/>
               <w:jc w:val="center"/>
             </w:pPr>
-            <w:r>
-              <w:t/>
-            </w:r>
           </w:p>
         </w:tc>
         <w:tc>
@@ -17638,9 +17620,6 @@
               <w:ind w:firstLine="0"/>
               <w:jc w:val="center"/>
             </w:pPr>
-            <w:r>
-              <w:t/>
-            </w:r>
           </w:p>
         </w:tc>
         <w:tc>
@@ -18144,7 +18123,7 @@
         <w:ind w:firstLine="709"/>
       </w:pPr>
       <w:bookmarkStart w:id="19" w:name="сила-покупателей"/>
-      <w:bookmarkStart w:id="20" w:name="_Toc242031811"/>
+      <w:bookmarkStart w:id="20" w:name="_Toc242042942"/>
       <w:bookmarkEnd w:id="17"/>
       <w:r>
         <w:t>2.6 Сила покупателей</w:t>
@@ -18648,7 +18627,6 @@
               <w:jc w:val="center"/>
             </w:pPr>
             <w:r>
-              <w:lastRenderedPageBreak/>
               <w:t>Значимость качества и результата</w:t>
             </w:r>
           </w:p>
@@ -18766,6 +18744,7 @@
         <w:rPr>
           <w:sz w:val="28"/>
         </w:rPr>
+        <w:lastRenderedPageBreak/>
         <w:t>Таблица 18 – Аналитические пункты и источники данных [2, табл. 6]</w:t>
       </w:r>
     </w:p>
@@ -19807,9 +19786,6 @@
               <w:ind w:firstLine="0"/>
               <w:jc w:val="center"/>
             </w:pPr>
-            <w:r>
-              <w:t/>
-            </w:r>
           </w:p>
         </w:tc>
         <w:tc>
@@ -20071,9 +20047,6 @@
               <w:ind w:firstLine="0"/>
               <w:jc w:val="center"/>
             </w:pPr>
-            <w:r>
-              <w:t/>
-            </w:r>
           </w:p>
         </w:tc>
         <w:tc>
@@ -20323,10 +20296,9 @@
         <w:ind w:firstLine="709"/>
       </w:pPr>
       <w:bookmarkStart w:id="21" w:name="сила-поставщиков"/>
-      <w:bookmarkStart w:id="22" w:name="_Toc242031812"/>
+      <w:bookmarkStart w:id="22" w:name="_Toc242042943"/>
       <w:bookmarkEnd w:id="19"/>
       <w:r>
-        <w:lastRenderedPageBreak/>
         <w:t>2.7 Сила поставщиков</w:t>
       </w:r>
       <w:bookmarkEnd w:id="22"/>
@@ -20447,6 +20419,7 @@
               <w:jc w:val="center"/>
             </w:pPr>
             <w:r>
+              <w:lastRenderedPageBreak/>
               <w:t>Поставщики трафика (поисковые системы, рекламные платформы, соцсети)</w:t>
             </w:r>
           </w:p>
@@ -21187,9 +21160,6 @@
               <w:ind w:firstLine="0"/>
               <w:jc w:val="center"/>
             </w:pPr>
-            <w:r>
-              <w:t/>
-            </w:r>
           </w:p>
         </w:tc>
         <w:tc>
@@ -21487,9 +21457,6 @@
               <w:ind w:firstLine="0"/>
               <w:jc w:val="center"/>
             </w:pPr>
-            <w:r>
-              <w:t/>
-            </w:r>
           </w:p>
         </w:tc>
         <w:tc>
@@ -21754,9 +21721,6 @@
               <w:ind w:firstLine="0"/>
               <w:jc w:val="center"/>
             </w:pPr>
-            <w:r>
-              <w:t/>
-            </w:r>
           </w:p>
         </w:tc>
         <w:tc>
@@ -21877,9 +21841,6 @@
               <w:ind w:firstLine="0"/>
               <w:jc w:val="center"/>
             </w:pPr>
-            <w:r>
-              <w:t/>
-            </w:r>
           </w:p>
         </w:tc>
         <w:tc>
@@ -22000,9 +21961,6 @@
               <w:ind w:firstLine="0"/>
               <w:jc w:val="center"/>
             </w:pPr>
-            <w:r>
-              <w:t/>
-            </w:r>
           </w:p>
         </w:tc>
         <w:tc>
@@ -22041,7 +21999,6 @@
               <w:jc w:val="center"/>
             </w:pPr>
             <w:r>
-              <w:lastRenderedPageBreak/>
               <w:t>Поставщики ассортимента и логистики</w:t>
             </w:r>
           </w:p>
@@ -22159,6 +22116,7 @@
               <w:jc w:val="center"/>
             </w:pPr>
             <w:r>
+              <w:lastRenderedPageBreak/>
               <w:t xml:space="preserve">Технологический </w:t>
             </w:r>
             <w:r>
@@ -22265,9 +22223,6 @@
               <w:ind w:firstLine="0"/>
               <w:jc w:val="center"/>
             </w:pPr>
-            <w:r>
-              <w:t/>
-            </w:r>
           </w:p>
         </w:tc>
         <w:tc>
@@ -22595,7 +22550,7 @@
         <w:ind w:firstLine="709"/>
       </w:pPr>
       <w:bookmarkStart w:id="23" w:name="угроза-заменителей"/>
-      <w:bookmarkStart w:id="24" w:name="_Toc242031813"/>
+      <w:bookmarkStart w:id="24" w:name="_Toc242042944"/>
       <w:bookmarkEnd w:id="21"/>
       <w:r>
         <w:t>2.8 Угроза заменителей</w:t>
@@ -23371,7 +23326,6 @@
         <w:rPr>
           <w:sz w:val="28"/>
         </w:rPr>
-        <w:lastRenderedPageBreak/>
         <w:t xml:space="preserve">Для </w:t>
       </w:r>
       <w:r>
@@ -23424,6 +23378,7 @@
         <w:rPr>
           <w:sz w:val="28"/>
         </w:rPr>
+        <w:lastRenderedPageBreak/>
         <w:t>Таблица 24 – Аналитические пункты и источники данных [2, табл. 8]</w:t>
       </w:r>
     </w:p>
@@ -23804,9 +23759,6 @@
               <w:ind w:firstLine="0"/>
               <w:jc w:val="center"/>
             </w:pPr>
-            <w:r>
-              <w:t/>
-            </w:r>
           </w:p>
         </w:tc>
         <w:tc>
@@ -24245,9 +24197,6 @@
               <w:ind w:firstLine="0"/>
               <w:jc w:val="center"/>
             </w:pPr>
-            <w:r>
-              <w:t/>
-            </w:r>
           </w:p>
         </w:tc>
         <w:tc>
@@ -24353,9 +24302,6 @@
               <w:ind w:firstLine="0"/>
               <w:jc w:val="center"/>
             </w:pPr>
-            <w:r>
-              <w:t/>
-            </w:r>
           </w:p>
         </w:tc>
         <w:tc>
@@ -24512,9 +24458,6 @@
               <w:ind w:firstLine="0"/>
               <w:jc w:val="center"/>
             </w:pPr>
-            <w:r>
-              <w:t/>
-            </w:r>
           </w:p>
         </w:tc>
         <w:tc>
@@ -25043,10 +24986,9 @@
         <w:ind w:firstLine="709"/>
       </w:pPr>
       <w:bookmarkStart w:id="25" w:name="дополнительные-цифровые-факторы"/>
-      <w:bookmarkStart w:id="26" w:name="_Toc242031814"/>
+      <w:bookmarkStart w:id="26" w:name="_Toc242042945"/>
       <w:bookmarkEnd w:id="23"/>
       <w:r>
-        <w:lastRenderedPageBreak/>
         <w:t>2.9 Дополнительные цифровые факторы</w:t>
       </w:r>
       <w:bookmarkEnd w:id="26"/>
@@ -25221,6 +25163,7 @@
               <w:jc w:val="center"/>
             </w:pPr>
             <w:r>
+              <w:lastRenderedPageBreak/>
               <w:t>Сетевые эффекты</w:t>
             </w:r>
           </w:p>
@@ -26020,7 +25963,7 @@
         <w:ind w:firstLine="709"/>
       </w:pPr>
       <w:bookmarkStart w:id="27" w:name="сводные-матрицы-пяти-сил"/>
-      <w:bookmarkStart w:id="28" w:name="_Toc242031815"/>
+      <w:bookmarkStart w:id="28" w:name="_Toc242042946"/>
       <w:bookmarkEnd w:id="25"/>
       <w:r>
         <w:t>2.10 Сводные матрицы пяти сил</w:t>
@@ -26390,7 +26333,6 @@
               <w:jc w:val="center"/>
             </w:pPr>
             <w:r>
-              <w:lastRenderedPageBreak/>
               <w:t>Сила покупателей</w:t>
             </w:r>
           </w:p>
@@ -26474,6 +26416,7 @@
               <w:jc w:val="center"/>
             </w:pPr>
             <w:r>
+              <w:lastRenderedPageBreak/>
               <w:t>Сила поставщиков</w:t>
             </w:r>
           </w:p>
@@ -27661,7 +27604,6 @@
               <w:jc w:val="center"/>
             </w:pPr>
             <w:r>
-              <w:lastRenderedPageBreak/>
               <w:t>Низкая конкуренция и низкий спрос</w:t>
             </w:r>
           </w:p>
@@ -27712,6 +27654,7 @@
         <w:rPr>
           <w:sz w:val="28"/>
         </w:rPr>
+        <w:lastRenderedPageBreak/>
         <w:t xml:space="preserve">Уровень спроса оценивается как низкий – умеренный: поисковый спрос измерим, но невелик и снижается (ЛР1: снижение интереса к </w:t>
       </w:r>
       <w:r>
@@ -29036,14 +28979,7 @@
         <w:rPr>
           <w:sz w:val="28"/>
         </w:rPr>
-        <w:t xml:space="preserve">Сумма и среднее по шкале 0–3 методикой не заданы и не считаются. Каждой силе присваивается уровень «низкий / средний / высокий» с доказательствами; если признак высокого давления подтвержден несколькими источниками, сила оценивается как высокая [2]. Сильнейшими признаками высокого давления названы: концентрация трафика у нескольких игроков; высокая стоимость рекламного входа; прозрачность цен; много заменителей; </w:t>
-      </w:r>
-      <w:r>
-        <w:rPr>
-          <w:sz w:val="28"/>
-        </w:rPr>
-        <w:lastRenderedPageBreak/>
-        <w:t>зависимость от одной платформы; низкие издержки переключения; финансируемые новые участники [2].</w:t>
+        <w:t>Сумма и среднее по шкале 0–3 методикой не заданы и не считаются. Каждой силе присваивается уровень «низкий / средний / высокий» с доказательствами; если признак высокого давления подтвержден несколькими источниками, сила оценивается как высокая [2]. Сильнейшими признаками высокого давления названы: концентрация трафика у нескольких игроков; высокая стоимость рекламного входа; прозрачность цен; много заменителей; зависимость от одной платформы; низкие издержки переключения; финансируемые новые участники [2].</w:t>
       </w:r>
     </w:p>
     <w:p>
@@ -29052,10 +28988,11 @@
         <w:ind w:firstLine="709"/>
       </w:pPr>
       <w:bookmarkStart w:id="31" w:name="X8a20f2ce3a0b914a0d10b56a08803ed6d4c4fe6"/>
-      <w:bookmarkStart w:id="32" w:name="_Toc242031816"/>
+      <w:bookmarkStart w:id="32" w:name="_Toc242042947"/>
       <w:bookmarkEnd w:id="27"/>
       <w:bookmarkEnd w:id="30"/>
       <w:r>
+        <w:lastRenderedPageBreak/>
         <w:t>2.11 Оценка уровня конкуренции и барьеров входа</w:t>
       </w:r>
       <w:bookmarkEnd w:id="32"/>
@@ -30151,7 +30088,7 @@
               <w:t>draw.io</w:t>
             </w:r>
             <w:r>
-              <w:t>; форматы экспорта не собирались – </w:t>
+              <w:t>; форматы экспорта не собирались –</w:t>
             </w:r>
           </w:p>
         </w:tc>
@@ -30382,7 +30319,6 @@
               <w:jc w:val="center"/>
             </w:pPr>
             <w:r>
-              <w:lastRenderedPageBreak/>
               <w:t>3,1–4,0</w:t>
             </w:r>
           </w:p>
@@ -30490,6 +30426,7 @@
         <w:rPr>
           <w:sz w:val="28"/>
         </w:rPr>
+        <w:lastRenderedPageBreak/>
         <w:t xml:space="preserve">Индекс по восьми критериям (вариант </w:t>
       </w:r>
       <w:r>
@@ -31275,7 +31212,6 @@
               <w:jc w:val="center"/>
             </w:pPr>
             <w:r>
-              <w:lastRenderedPageBreak/>
               <w:t>Брендовая сила конкурентов</w:t>
             </w:r>
           </w:p>
@@ -31714,6 +31650,7 @@
               <w:jc w:val="center"/>
             </w:pPr>
             <w:r>
+              <w:lastRenderedPageBreak/>
               <w:t>Платформенная зависимость</w:t>
             </w:r>
           </w:p>
@@ -33166,7 +33103,6 @@
               <w:jc w:val="center"/>
             </w:pPr>
             <w:r>
-              <w:lastRenderedPageBreak/>
               <w:t>Д5</w:t>
             </w:r>
           </w:p>
@@ -33400,6 +33336,7 @@
               <w:jc w:val="center"/>
             </w:pPr>
             <w:r>
+              <w:lastRenderedPageBreak/>
               <w:t>Д7</w:t>
             </w:r>
           </w:p>
@@ -34796,14 +34733,7 @@
         <w:rPr>
           <w:sz w:val="28"/>
         </w:rPr>
-        <w:t xml:space="preserve">Формулы листов 04–06 на пустых строках дают нулевые значения, поэтому до внесения полных данных они не протягиваются; сводные показатели листов 04–06 при отсутствии полных строк возвращают ошибку </w:t>
-      </w:r>
-      <w:r>
-        <w:rPr>
-          <w:sz w:val="28"/>
-        </w:rPr>
-        <w:lastRenderedPageBreak/>
-        <w:t>деления на ноль, что означает «данных нет», и ошибка передается на листы 07 и 08. В рабочей копии 42 ячейки с ошибкой деления на ноль (листы 04–08).</w:t>
+        <w:t>Формулы листов 04–06 на пустых строках дают нулевые значения, поэтому до внесения полных данных они не протягиваются; сводные показатели листов 04–06 при отсутствии полных строк возвращают ошибку деления на ноль, что означает «данных нет», и ошибка передается на листы 07 и 08. В рабочей копии 42 ячейки с ошибкой деления на ноль (листы 04–08).</w:t>
       </w:r>
     </w:p>
     <w:p>
@@ -34907,7 +34837,14 @@
         <w:rPr>
           <w:sz w:val="28"/>
         </w:rPr>
-        <w:t xml:space="preserve">. Проверка на демонстрационных данных шаблона (8 конкурентов) показала совпадение всех 14 контролируемых значений с точностью 10⁻⁹, в том числе индекс барьеров 3,12. Проверка конвейера на полном тестовом наборе строк (20 конкурентов, 10 запросов) также показала совпадение всех значений. Данные листов 04–06 собраны и загружены 03.10.2026; по итогам повторной сверки все контролируемые значения совпали с </w:t>
+        <w:t xml:space="preserve">. Проверка на демонстрационных </w:t>
+      </w:r>
+      <w:r>
+        <w:rPr>
+          <w:sz w:val="28"/>
+        </w:rPr>
+        <w:lastRenderedPageBreak/>
+        <w:t xml:space="preserve">данных шаблона (8 конкурентов) показала совпадение всех 14 контролируемых значений с точностью 10⁻⁹, в том числе индекс барьеров 3,12. Проверка конвейера на полном тестовом наборе строк (20 конкурентов, 10 запросов) также показала совпадение всех значений. Данные листов 04–06 собраны и загружены 03.10.2026; по итогам повторной сверки все контролируемые значения совпали с </w:t>
       </w:r>
       <w:r>
         <w:rPr>
@@ -37379,7 +37316,6 @@
               <w:jc w:val="center"/>
             </w:pPr>
             <w:r>
-              <w:lastRenderedPageBreak/>
               <w:t>О7</w:t>
             </w:r>
           </w:p>
@@ -37668,6 +37604,7 @@
               <w:jc w:val="center"/>
             </w:pPr>
             <w:r>
+              <w:lastRenderedPageBreak/>
               <w:t>О10</w:t>
             </w:r>
           </w:p>
@@ -37769,7 +37706,7 @@
         <w:ind w:firstLine="709"/>
       </w:pPr>
       <w:bookmarkStart w:id="38" w:name="X26e1f683b4e3d20dedc569ae951ec4fd15e6fac"/>
-      <w:bookmarkStart w:id="39" w:name="_Toc242031817"/>
+      <w:bookmarkStart w:id="39" w:name="_Toc242042948"/>
       <w:bookmarkEnd w:id="31"/>
       <w:bookmarkEnd w:id="37"/>
       <w:r>
@@ -38214,7 +38151,6 @@
               <w:jc w:val="center"/>
             </w:pPr>
             <w:r>
-              <w:lastRenderedPageBreak/>
               <w:t>Расхождения между системами</w:t>
             </w:r>
           </w:p>
@@ -38274,7 +38210,14 @@
         <w:rPr>
           <w:sz w:val="28"/>
         </w:rPr>
-        <w:t xml:space="preserve">Стратегические последствия (перевод оценки в стратегию входа [3, табл. 12]): при фрагментированном рынке – узкая ниша и сильное ценностное предложение; при цифровой концентрации – недообслуженный сегмент, альтернативный канал, партнерства; при высокой доле платной рекламы – проверка экономики привлечения, органический контент; при высоком репутационном барьере – кейсы, гарантии, пилотные проекты; при высокой силе покупателей – конкуренция не только ценой. Для </w:t>
+        <w:t xml:space="preserve">Стратегические последствия (перевод оценки в стратегию входа [3, табл. 12]): при фрагментированном рынке – узкая ниша и сильное ценностное предложение; при цифровой концентрации – недообслуженный сегмент, альтернативный канал, партнерства; при высокой доле платной рекламы – проверка экономики привлечения, органический контент; при высоком </w:t>
+      </w:r>
+      <w:r>
+        <w:rPr>
+          <w:sz w:val="28"/>
+        </w:rPr>
+        <w:lastRenderedPageBreak/>
+        <w:t xml:space="preserve">репутационном барьере – кейсы, гарантии, пилотные проекты; при высокой силе покупателей – конкуренция не только ценой. Для </w:t>
       </w:r>
       <w:r>
         <w:rPr>
@@ -38400,7 +38343,7 @@
         <w:pageBreakBefore/>
       </w:pPr>
       <w:bookmarkStart w:id="40" w:name="проверка-по-критериям-методики"/>
-      <w:bookmarkStart w:id="41" w:name="_Toc242031818"/>
+      <w:bookmarkStart w:id="41" w:name="_Toc242042949"/>
       <w:bookmarkEnd w:id="0"/>
       <w:bookmarkEnd w:id="38"/>
       <w:r>
@@ -40269,7 +40212,7 @@
         <w:pageBreakBefore/>
       </w:pPr>
       <w:bookmarkStart w:id="42" w:name="выводы"/>
-      <w:bookmarkStart w:id="43" w:name="_Toc242031819"/>
+      <w:bookmarkStart w:id="43" w:name="_Toc242042950"/>
       <w:bookmarkEnd w:id="40"/>
       <w:r>
         <w:lastRenderedPageBreak/>
@@ -40563,7 +40506,7 @@
         <w:pageBreakBefore/>
       </w:pPr>
       <w:bookmarkStart w:id="44" w:name="список-использованных-источников"/>
-      <w:bookmarkStart w:id="45" w:name="_Toc242031820"/>
+      <w:bookmarkStart w:id="45" w:name="_Toc242042951"/>
       <w:bookmarkEnd w:id="42"/>
       <w:r>
         <w:lastRenderedPageBreak/>
@@ -41071,7 +41014,7 @@
         <w:pageBreakBefore/>
       </w:pPr>
       <w:bookmarkStart w:id="46" w:name="X07f097ad3fec38b594ab687268d9ed6037a6780"/>
-      <w:bookmarkStart w:id="47" w:name="_Toc242031821"/>
+      <w:bookmarkStart w:id="47" w:name="_Toc242042952"/>
       <w:bookmarkEnd w:id="44"/>
       <w:r>
         <w:lastRenderedPageBreak/>
@@ -43831,7 +43774,7 @@
         <w:pageBreakBefore/>
       </w:pPr>
       <w:bookmarkStart w:id="48" w:name="Xbcdbdbb846f981c924562e03257ff8fcb016f3a"/>
-      <w:bookmarkStart w:id="49" w:name="_Toc242031822"/>
+      <w:bookmarkStart w:id="49" w:name="_Toc242042953"/>
       <w:bookmarkEnd w:id="46"/>
       <w:r>
         <w:lastRenderedPageBreak/>
@@ -49807,7 +49750,7 @@
         <w:pageBreakBefore/>
       </w:pPr>
       <w:bookmarkStart w:id="50" w:name="X211dff13118dc92392e39f802fc3415ebb017ae"/>
-      <w:bookmarkStart w:id="51" w:name="_Toc242031823"/>
+      <w:bookmarkStart w:id="51" w:name="_Toc242042954"/>
       <w:bookmarkEnd w:id="48"/>
       <w:r>
         <w:lastRenderedPageBreak/>
@@ -51621,7 +51564,6 @@
               <w:jc w:val="center"/>
             </w:pPr>
             <w:r>
-              <w:lastRenderedPageBreak/>
               <w:t>Цены</w:t>
             </w:r>
           </w:p>
@@ -51747,6 +51689,7 @@
               <w:jc w:val="center"/>
             </w:pPr>
             <w:r>
+              <w:lastRenderedPageBreak/>
               <w:t>Рекламная активность</w:t>
             </w:r>
           </w:p>
@@ -53877,7 +53820,6 @@
               <w:jc w:val="center"/>
             </w:pPr>
             <w:r>
-              <w:lastRenderedPageBreak/>
               <w:t>Вывод по барьеру</w:t>
             </w:r>
           </w:p>
@@ -54180,6 +54122,7 @@
               <w:jc w:val="center"/>
             </w:pPr>
             <w:r>
+              <w:lastRenderedPageBreak/>
               <w:t>Каналы привлечения</w:t>
             </w:r>
           </w:p>
@@ -56163,7 +56106,6 @@
               <w:jc w:val="center"/>
             </w:pPr>
             <w:r>
-              <w:lastRenderedPageBreak/>
               <w:t>Роль в рынке</w:t>
             </w:r>
           </w:p>
@@ -56729,6 +56671,7 @@
         <w:rPr>
           <w:sz w:val="28"/>
         </w:rPr>
+        <w:lastRenderedPageBreak/>
         <w:t xml:space="preserve">Таблица 57 – Карточка конкурента: </w:t>
       </w:r>
       <w:r>
@@ -58371,7 +58314,6 @@
               <w:jc w:val="center"/>
             </w:pPr>
             <w:r>
-              <w:lastRenderedPageBreak/>
               <w:t>Каналы привлечения</w:t>
             </w:r>
           </w:p>
@@ -59034,6 +58976,7 @@
               <w:jc w:val="center"/>
             </w:pPr>
             <w:r>
+              <w:lastRenderedPageBreak/>
               <w:t>Трафик и динамика</w:t>
             </w:r>
           </w:p>
@@ -60469,7 +60412,6 @@
               <w:jc w:val="center"/>
             </w:pPr>
             <w:r>
-              <w:lastRenderedPageBreak/>
               <w:t>Каналы привлечения</w:t>
             </w:r>
           </w:p>
@@ -61238,6 +61180,7 @@
               <w:jc w:val="center"/>
             </w:pPr>
             <w:r>
+              <w:lastRenderedPageBreak/>
               <w:t>Репутация</w:t>
             </w:r>
           </w:p>
@@ -62760,7 +62703,6 @@
               <w:jc w:val="center"/>
             </w:pPr>
             <w:r>
-              <w:lastRenderedPageBreak/>
               <w:t>Рекламная активность</w:t>
             </w:r>
           </w:p>
@@ -62930,7 +62872,7 @@
         <w:pageBreakBefore/>
       </w:pPr>
       <w:bookmarkStart w:id="52" w:name="X04baafd86471df16b279f50668c6bfa612d0f21"/>
-      <w:bookmarkStart w:id="53" w:name="_Toc242031824"/>
+      <w:bookmarkStart w:id="53" w:name="_Toc242042955"/>
       <w:bookmarkEnd w:id="50"/>
       <w:r>
         <w:lastRenderedPageBreak/>
@@ -63743,8 +63685,8 @@
     <w:sectPr>
       <w:headerReference w:type="default" r:id="rId12"/>
       <w:footerReference w:type="default" r:id="rId13"/>
-      <w:headerReference w:type="first" r:id="rId16"/>
-      <w:footerReference w:type="first" r:id="rId17"/>
+      <w:headerReference w:type="first" r:id="rId14"/>
+      <w:footerReference w:type="first" r:id="rId15"/>
       <w:pgSz w:w="11906" w:h="16838"/>
       <w:pgMar w:top="1134" w:right="567" w:bottom="1134" w:left="1701" w:header="720" w:footer="720" w:gutter="0"/>
       <w:cols w:space="720"/>
@@ -63802,12 +63744,8 @@
 </file>
 
 <file path=word/footer2.xml><?xml version="1.0" encoding="utf-8"?>
-<w:ftr xmlns:m="http://schemas.openxmlformats.org/officeDocument/2006/math" xmlns:mc="http://schemas.openxmlformats.org/markup-compatibility/2006" xmlns:mo="http://schemas.microsoft.com/office/mac/office/2008/main" xmlns:mv="urn:schemas-microsoft-com:mac:vml" xmlns:o="urn:schemas-microsoft-com:office:office" xmlns:r="http://schemas.openxmlformats.org/officeDocument/2006/relationships" xmlns:v="urn:schemas-microsoft-com:vml" xmlns:w10="urn:schemas-microsoft-com:office:word" xmlns:w14="http://schemas.microsoft.com/office/word/2010/wordml" xmlns:w="http://schemas.openxmlformats.org/wordprocessingml/2006/main" xmlns:wne="http://schemas.microsoft.com/office/word/2006/wordml" xmlns:wp14="http://schemas.microsoft.com/office/word/2010/wordprocessingDrawing" xmlns:wp="http://schemas.openxmlformats.org/drawingml/2006/wordprocessingDrawing" xmlns:wpc="http://schemas.microsoft.com/office/word/2010/wordprocessingCanvas" xmlns:wpg="http://schemas.microsoft.com/office/word/2010/wordprocessingGroup" xmlns:wpi="http://schemas.microsoft.com/office/word/2010/wordprocessingInk" xmlns:wps="http://schemas.microsoft.com/office/word/2010/wordprocessingShape" mc:Ignorable="w14 wp14">
-  <w:p>
-    <w:pPr>
-      <w:pStyle w:val="Footer"/>
-    </w:pPr>
-  </w:p>
+<w:ftr xmlns:wpc="http://schemas.microsoft.com/office/word/2010/wordprocessingCanvas" xmlns:cx="http://schemas.microsoft.com/office/drawing/2014/chartex" xmlns:cx1="http://schemas.microsoft.com/office/drawing/2015/9/8/chartex" xmlns:cx2="http://schemas.microsoft.com/office/drawing/2015/10/21/chartex" xmlns:cx3="http://schemas.microsoft.com/office/drawing/2016/5/9/chartex" xmlns:cx4="http://schemas.microsoft.com/office/drawing/2016/5/10/chartex" xmlns:cx5="http://schemas.microsoft.com/office/drawing/2016/5/11/chartex" xmlns:cx6="http://schemas.microsoft.com/office/drawing/2016/5/12/chartex" xmlns:cx7="http://schemas.microsoft.com/office/drawing/2016/5/13/chartex" xmlns:cx8="http://schemas.microsoft.com/office/drawing/2016/5/14/chartex" xmlns:mc="http://schemas.openxmlformats.org/markup-compatibility/2006" xmlns:aink="http://schemas.microsoft.com/office/drawing/2016/ink" xmlns:am3d="http://schemas.microsoft.com/office/drawing/2017/model3d" xmlns:o="urn:schemas-microsoft-com:office:office" xmlns:oel="http://schemas.microsoft.com/office/2019/extlst" xmlns:r="http://schemas.openxmlformats.org/officeDocument/2006/relationships" xmlns:m="http://schemas.openxmlformats.org/officeDocument/2006/math" xmlns:v="urn:schemas-microsoft-com:vml" xmlns:wp14="http://schemas.microsoft.com/office/word/2010/wordprocessingDrawing" xmlns:wp="http://schemas.openxmlformats.org/drawingml/2006/wordprocessingDrawing" xmlns:w10="urn:schemas-microsoft-com:office:word" xmlns:w="http://schemas.openxmlformats.org/wordprocessingml/2006/main" xmlns:w14="http://schemas.microsoft.com/office/word/2010/wordml" xmlns:w15="http://schemas.microsoft.com/office/word/2012/wordml" xmlns:w16cex="http://schemas.microsoft.com/office/word/2018/wordml/cex" xmlns:w16cid="http://schemas.microsoft.com/office/word/2016/wordml/cid" xmlns:w16="http://schemas.microsoft.com/office/word/2018/wordml" xmlns:w16du="http://schemas.microsoft.com/office/word/2023/wordml/word16du" xmlns:w16sdtdh="http://schemas.microsoft.com/office/word/2020/wordml/sdtdatahash" xmlns:w16sdtfl="http://schemas.microsoft.com/office/word/2024/wordml/sdtformatlock" xmlns:w16se="http://schemas.microsoft.com/office/word/2015/wordml/symex" xmlns:wpg="http://schemas.microsoft.com/office/word/2010/wordprocessingGroup" xmlns:wpi="http://schemas.microsoft.com/office/word/2010/wordprocessingInk" xmlns:wne="http://schemas.microsoft.com/office/word/2006/wordml" xmlns:wps="http://schemas.microsoft.com/office/word/2010/wordprocessingShape" mc:Ignorable="w14 w15 w16se w16cid w16 w16cex w16sdtdh w16sdtfl w16du wp14">
+  <w:p/>
 </w:ftr>
 </file>
 
@@ -63837,12 +63775,8 @@
 </file>
 
 <file path=word/header2.xml><?xml version="1.0" encoding="utf-8"?>
-<w:hdr xmlns:m="http://schemas.openxmlformats.org/officeDocument/2006/math" xmlns:mc="http://schemas.openxmlformats.org/markup-compatibility/2006" xmlns:mo="http://schemas.microsoft.com/office/mac/office/2008/main" xmlns:mv="urn:schemas-microsoft-com:mac:vml" xmlns:o="urn:schemas-microsoft-com:office:office" xmlns:r="http://schemas.openxmlformats.org/officeDocument/2006/relationships" xmlns:v="urn:schemas-microsoft-com:vml" xmlns:w10="urn:schemas-microsoft-com:office:word" xmlns:w14="http://schemas.microsoft.com/office/word/2010/wordml" xmlns:w="http://schemas.openxmlformats.org/wordprocessingml/2006/main" xmlns:wne="http://schemas.microsoft.com/office/word/2006/wordml" xmlns:wp14="http://schemas.microsoft.com/office/word/2010/wordprocessingDrawing" xmlns:wp="http://schemas.openxmlformats.org/drawingml/2006/wordprocessingDrawing" xmlns:wpc="http://schemas.microsoft.com/office/word/2010/wordprocessingCanvas" xmlns:wpg="http://schemas.microsoft.com/office/word/2010/wordprocessingGroup" xmlns:wpi="http://schemas.microsoft.com/office/word/2010/wordprocessingInk" xmlns:wps="http://schemas.microsoft.com/office/word/2010/wordprocessingShape" mc:Ignorable="w14 wp14">
-  <w:p>
-    <w:pPr>
-      <w:pStyle w:val="Header"/>
-    </w:pPr>
-  </w:p>
+<w:hdr xmlns:wpc="http://schemas.microsoft.com/office/word/2010/wordprocessingCanvas" xmlns:cx="http://schemas.microsoft.com/office/drawing/2014/chartex" xmlns:cx1="http://schemas.microsoft.com/office/drawing/2015/9/8/chartex" xmlns:cx2="http://schemas.microsoft.com/office/drawing/2015/10/21/chartex" xmlns:cx3="http://schemas.microsoft.com/office/drawing/2016/5/9/chartex" xmlns:cx4="http://schemas.microsoft.com/office/drawing/2016/5/10/chartex" xmlns:cx5="http://schemas.microsoft.com/office/drawing/2016/5/11/chartex" xmlns:cx6="http://schemas.microsoft.com/office/drawing/2016/5/12/chartex" xmlns:cx7="http://schemas.microsoft.com/office/drawing/2016/5/13/chartex" xmlns:cx8="http://schemas.microsoft.com/office/drawing/2016/5/14/chartex" xmlns:mc="http://schemas.openxmlformats.org/markup-compatibility/2006" xmlns:aink="http://schemas.microsoft.com/office/drawing/2016/ink" xmlns:am3d="http://schemas.microsoft.com/office/drawing/2017/model3d" xmlns:o="urn:schemas-microsoft-com:office:office" xmlns:oel="http://schemas.microsoft.com/office/2019/extlst" xmlns:r="http://schemas.openxmlformats.org/officeDocument/2006/relationships" xmlns:m="http://schemas.openxmlformats.org/officeDocument/2006/math" xmlns:v="urn:schemas-microsoft-com:vml" xmlns:wp14="http://schemas.microsoft.com/office/word/2010/wordprocessingDrawing" xmlns:wp="http://schemas.openxmlformats.org/drawingml/2006/wordprocessingDrawing" xmlns:w10="urn:schemas-microsoft-com:office:word" xmlns:w="http://schemas.openxmlformats.org/wordprocessingml/2006/main" xmlns:w14="http://schemas.microsoft.com/office/word/2010/wordml" xmlns:w15="http://schemas.microsoft.com/office/word/2012/wordml" xmlns:w16cex="http://schemas.microsoft.com/office/word/2018/wordml/cex" xmlns:w16cid="http://schemas.microsoft.com/office/word/2016/wordml/cid" xmlns:w16="http://schemas.microsoft.com/office/word/2018/wordml" xmlns:w16du="http://schemas.microsoft.com/office/word/2023/wordml/word16du" xmlns:w16sdtdh="http://schemas.microsoft.com/office/word/2020/wordml/sdtdatahash" xmlns:w16sdtfl="http://schemas.microsoft.com/office/word/2024/wordml/sdtformatlock" xmlns:w16se="http://schemas.microsoft.com/office/word/2015/wordml/symex" xmlns:wpg="http://schemas.microsoft.com/office/word/2010/wordprocessingGroup" xmlns:wpi="http://schemas.microsoft.com/office/word/2010/wordprocessingInk" xmlns:wne="http://schemas.microsoft.com/office/word/2006/wordml" xmlns:wps="http://schemas.microsoft.com/office/word/2010/wordprocessingShape" mc:Ignorable="w14 w15 w16se w16cid w16 w16cex w16sdtdh w16sdtfl w16du wp14">
+  <w:p/>
 </w:hdr>
 </file>
 

--- a/СДАЧА/ЛР4/ОТЧЕТ_ЛР4_NotaCode.docx
+++ b/СДАЧА/ЛР4/ОТЧЕТ_ЛР4_NotaCode.docx
@@ -244,7 +244,7 @@
         </w:rPr>
         <w:fldChar w:fldCharType="separate"/>
       </w:r>
-      <w:hyperlink w:anchor="_Toc242042935" w:history="1">
+      <w:hyperlink w:anchor="_Toc242049341" w:history="1">
         <w:r>
           <w:rPr>
             <w:rStyle w:val="ad"/>
@@ -271,7 +271,7 @@
             <w:noProof/>
             <w:webHidden/>
           </w:rPr>
-          <w:instrText xml:space="preserve"> PAGEREF _Toc242042935 \h </w:instrText>
+          <w:instrText xml:space="preserve"> PAGEREF _Toc242049341 \h </w:instrText>
         </w:r>
         <w:r>
           <w:rPr>
@@ -316,7 +316,7 @@
           <w14:ligatures w14:val="standardContextual"/>
         </w:rPr>
       </w:pPr>
-      <w:hyperlink w:anchor="_Toc242042936" w:history="1">
+      <w:hyperlink w:anchor="_Toc242049342" w:history="1">
         <w:r>
           <w:rPr>
             <w:rStyle w:val="ad"/>
@@ -343,7 +343,7 @@
             <w:noProof/>
             <w:webHidden/>
           </w:rPr>
-          <w:instrText xml:space="preserve"> PAGEREF _Toc242042936 \h </w:instrText>
+          <w:instrText xml:space="preserve"> PAGEREF _Toc242049342 \h </w:instrText>
         </w:r>
         <w:r>
           <w:rPr>
@@ -388,7 +388,7 @@
           <w14:ligatures w14:val="standardContextual"/>
         </w:rPr>
       </w:pPr>
-      <w:hyperlink w:anchor="_Toc242042937" w:history="1">
+      <w:hyperlink w:anchor="_Toc242049343" w:history="1">
         <w:r>
           <w:rPr>
             <w:rStyle w:val="ad"/>
@@ -415,7 +415,7 @@
             <w:noProof/>
             <w:webHidden/>
           </w:rPr>
-          <w:instrText xml:space="preserve"> PAGEREF _Toc242042937 \h </w:instrText>
+          <w:instrText xml:space="preserve"> PAGEREF _Toc242049343 \h </w:instrText>
         </w:r>
         <w:r>
           <w:rPr>
@@ -460,7 +460,7 @@
           <w14:ligatures w14:val="standardContextual"/>
         </w:rPr>
       </w:pPr>
-      <w:hyperlink w:anchor="_Toc242042938" w:history="1">
+      <w:hyperlink w:anchor="_Toc242049344" w:history="1">
         <w:r>
           <w:rPr>
             <w:rStyle w:val="ad"/>
@@ -487,7 +487,7 @@
             <w:noProof/>
             <w:webHidden/>
           </w:rPr>
-          <w:instrText xml:space="preserve"> PAGEREF _Toc242042938 \h </w:instrText>
+          <w:instrText xml:space="preserve"> PAGEREF _Toc242049344 \h </w:instrText>
         </w:r>
         <w:r>
           <w:rPr>
@@ -532,7 +532,7 @@
           <w14:ligatures w14:val="standardContextual"/>
         </w:rPr>
       </w:pPr>
-      <w:hyperlink w:anchor="_Toc242042939" w:history="1">
+      <w:hyperlink w:anchor="_Toc242049345" w:history="1">
         <w:r>
           <w:rPr>
             <w:rStyle w:val="ad"/>
@@ -575,7 +575,7 @@
             <w:noProof/>
             <w:webHidden/>
           </w:rPr>
-          <w:instrText xml:space="preserve"> PAGEREF _Toc242042939 \h </w:instrText>
+          <w:instrText xml:space="preserve"> PAGEREF _Toc242049345 \h </w:instrText>
         </w:r>
         <w:r>
           <w:rPr>
@@ -620,7 +620,7 @@
           <w14:ligatures w14:val="standardContextual"/>
         </w:rPr>
       </w:pPr>
-      <w:hyperlink w:anchor="_Toc242042940" w:history="1">
+      <w:hyperlink w:anchor="_Toc242049346" w:history="1">
         <w:r>
           <w:rPr>
             <w:rStyle w:val="ad"/>
@@ -647,7 +647,7 @@
             <w:noProof/>
             <w:webHidden/>
           </w:rPr>
-          <w:instrText xml:space="preserve"> PAGEREF _Toc242042940 \h </w:instrText>
+          <w:instrText xml:space="preserve"> PAGEREF _Toc242049346 \h </w:instrText>
         </w:r>
         <w:r>
           <w:rPr>
@@ -692,7 +692,7 @@
           <w14:ligatures w14:val="standardContextual"/>
         </w:rPr>
       </w:pPr>
-      <w:hyperlink w:anchor="_Toc242042941" w:history="1">
+      <w:hyperlink w:anchor="_Toc242049347" w:history="1">
         <w:r>
           <w:rPr>
             <w:rStyle w:val="ad"/>
@@ -719,7 +719,7 @@
             <w:noProof/>
             <w:webHidden/>
           </w:rPr>
-          <w:instrText xml:space="preserve"> PAGEREF _Toc242042941 \h </w:instrText>
+          <w:instrText xml:space="preserve"> PAGEREF _Toc242049347 \h </w:instrText>
         </w:r>
         <w:r>
           <w:rPr>
@@ -764,7 +764,7 @@
           <w14:ligatures w14:val="standardContextual"/>
         </w:rPr>
       </w:pPr>
-      <w:hyperlink w:anchor="_Toc242042942" w:history="1">
+      <w:hyperlink w:anchor="_Toc242049348" w:history="1">
         <w:r>
           <w:rPr>
             <w:rStyle w:val="ad"/>
@@ -791,7 +791,7 @@
             <w:noProof/>
             <w:webHidden/>
           </w:rPr>
-          <w:instrText xml:space="preserve"> PAGEREF _Toc242042942 \h </w:instrText>
+          <w:instrText xml:space="preserve"> PAGEREF _Toc242049348 \h </w:instrText>
         </w:r>
         <w:r>
           <w:rPr>
@@ -836,7 +836,7 @@
           <w14:ligatures w14:val="standardContextual"/>
         </w:rPr>
       </w:pPr>
-      <w:hyperlink w:anchor="_Toc242042943" w:history="1">
+      <w:hyperlink w:anchor="_Toc242049349" w:history="1">
         <w:r>
           <w:rPr>
             <w:rStyle w:val="ad"/>
@@ -863,7 +863,7 @@
             <w:noProof/>
             <w:webHidden/>
           </w:rPr>
-          <w:instrText xml:space="preserve"> PAGEREF _Toc242042943 \h </w:instrText>
+          <w:instrText xml:space="preserve"> PAGEREF _Toc242049349 \h </w:instrText>
         </w:r>
         <w:r>
           <w:rPr>
@@ -908,7 +908,7 @@
           <w14:ligatures w14:val="standardContextual"/>
         </w:rPr>
       </w:pPr>
-      <w:hyperlink w:anchor="_Toc242042944" w:history="1">
+      <w:hyperlink w:anchor="_Toc242049350" w:history="1">
         <w:r>
           <w:rPr>
             <w:rStyle w:val="ad"/>
@@ -935,7 +935,7 @@
             <w:noProof/>
             <w:webHidden/>
           </w:rPr>
-          <w:instrText xml:space="preserve"> PAGEREF _Toc242042944 \h </w:instrText>
+          <w:instrText xml:space="preserve"> PAGEREF _Toc242049350 \h </w:instrText>
         </w:r>
         <w:r>
           <w:rPr>
@@ -980,7 +980,7 @@
           <w14:ligatures w14:val="standardContextual"/>
         </w:rPr>
       </w:pPr>
-      <w:hyperlink w:anchor="_Toc242042945" w:history="1">
+      <w:hyperlink w:anchor="_Toc242049351" w:history="1">
         <w:r>
           <w:rPr>
             <w:rStyle w:val="ad"/>
@@ -1007,7 +1007,7 @@
             <w:noProof/>
             <w:webHidden/>
           </w:rPr>
-          <w:instrText xml:space="preserve"> PAGEREF _Toc242042945 \h </w:instrText>
+          <w:instrText xml:space="preserve"> PAGEREF _Toc242049351 \h </w:instrText>
         </w:r>
         <w:r>
           <w:rPr>
@@ -1052,7 +1052,7 @@
           <w14:ligatures w14:val="standardContextual"/>
         </w:rPr>
       </w:pPr>
-      <w:hyperlink w:anchor="_Toc242042946" w:history="1">
+      <w:hyperlink w:anchor="_Toc242049352" w:history="1">
         <w:r>
           <w:rPr>
             <w:rStyle w:val="ad"/>
@@ -1079,7 +1079,7 @@
             <w:noProof/>
             <w:webHidden/>
           </w:rPr>
-          <w:instrText xml:space="preserve"> PAGEREF _Toc242042946 \h </w:instrText>
+          <w:instrText xml:space="preserve"> PAGEREF _Toc242049352 \h </w:instrText>
         </w:r>
         <w:r>
           <w:rPr>
@@ -1124,7 +1124,7 @@
           <w14:ligatures w14:val="standardContextual"/>
         </w:rPr>
       </w:pPr>
-      <w:hyperlink w:anchor="_Toc242042947" w:history="1">
+      <w:hyperlink w:anchor="_Toc242049353" w:history="1">
         <w:r>
           <w:rPr>
             <w:rStyle w:val="ad"/>
@@ -1151,7 +1151,7 @@
             <w:noProof/>
             <w:webHidden/>
           </w:rPr>
-          <w:instrText xml:space="preserve"> PAGEREF _Toc242042947 \h </w:instrText>
+          <w:instrText xml:space="preserve"> PAGEREF _Toc242049353 \h </w:instrText>
         </w:r>
         <w:r>
           <w:rPr>
@@ -1196,7 +1196,7 @@
           <w14:ligatures w14:val="standardContextual"/>
         </w:rPr>
       </w:pPr>
-      <w:hyperlink w:anchor="_Toc242042948" w:history="1">
+      <w:hyperlink w:anchor="_Toc242049354" w:history="1">
         <w:r>
           <w:rPr>
             <w:rStyle w:val="ad"/>
@@ -1223,7 +1223,7 @@
             <w:noProof/>
             <w:webHidden/>
           </w:rPr>
-          <w:instrText xml:space="preserve"> PAGEREF _Toc242042948 \h </w:instrText>
+          <w:instrText xml:space="preserve"> PAGEREF _Toc242049354 \h </w:instrText>
         </w:r>
         <w:r>
           <w:rPr>
@@ -1268,7 +1268,7 @@
           <w14:ligatures w14:val="standardContextual"/>
         </w:rPr>
       </w:pPr>
-      <w:hyperlink w:anchor="_Toc242042949" w:history="1">
+      <w:hyperlink w:anchor="_Toc242049355" w:history="1">
         <w:r>
           <w:rPr>
             <w:rStyle w:val="ad"/>
@@ -1295,7 +1295,7 @@
             <w:noProof/>
             <w:webHidden/>
           </w:rPr>
-          <w:instrText xml:space="preserve"> PAGEREF _Toc242042949 \h </w:instrText>
+          <w:instrText xml:space="preserve"> PAGEREF _Toc242049355 \h </w:instrText>
         </w:r>
         <w:r>
           <w:rPr>
@@ -1340,7 +1340,7 @@
           <w14:ligatures w14:val="standardContextual"/>
         </w:rPr>
       </w:pPr>
-      <w:hyperlink w:anchor="_Toc242042950" w:history="1">
+      <w:hyperlink w:anchor="_Toc242049356" w:history="1">
         <w:r>
           <w:rPr>
             <w:rStyle w:val="ad"/>
@@ -1367,7 +1367,7 @@
             <w:noProof/>
             <w:webHidden/>
           </w:rPr>
-          <w:instrText xml:space="preserve"> PAGEREF _Toc242042950 \h </w:instrText>
+          <w:instrText xml:space="preserve"> PAGEREF _Toc242049356 \h </w:instrText>
         </w:r>
         <w:r>
           <w:rPr>
@@ -1412,7 +1412,7 @@
           <w14:ligatures w14:val="standardContextual"/>
         </w:rPr>
       </w:pPr>
-      <w:hyperlink w:anchor="_Toc242042951" w:history="1">
+      <w:hyperlink w:anchor="_Toc242049357" w:history="1">
         <w:r>
           <w:rPr>
             <w:rStyle w:val="ad"/>
@@ -1439,7 +1439,7 @@
             <w:noProof/>
             <w:webHidden/>
           </w:rPr>
-          <w:instrText xml:space="preserve"> PAGEREF _Toc242042951 \h </w:instrText>
+          <w:instrText xml:space="preserve"> PAGEREF _Toc242049357 \h </w:instrText>
         </w:r>
         <w:r>
           <w:rPr>
@@ -1484,7 +1484,7 @@
           <w14:ligatures w14:val="standardContextual"/>
         </w:rPr>
       </w:pPr>
-      <w:hyperlink w:anchor="_Toc242042952" w:history="1">
+      <w:hyperlink w:anchor="_Toc242049358" w:history="1">
         <w:r>
           <w:rPr>
             <w:rStyle w:val="ad"/>
@@ -1511,7 +1511,7 @@
             <w:noProof/>
             <w:webHidden/>
           </w:rPr>
-          <w:instrText xml:space="preserve"> PAGEREF _Toc242042952 \h </w:instrText>
+          <w:instrText xml:space="preserve"> PAGEREF _Toc242049358 \h </w:instrText>
         </w:r>
         <w:r>
           <w:rPr>
@@ -1556,7 +1556,7 @@
           <w14:ligatures w14:val="standardContextual"/>
         </w:rPr>
       </w:pPr>
-      <w:hyperlink w:anchor="_Toc242042953" w:history="1">
+      <w:hyperlink w:anchor="_Toc242049359" w:history="1">
         <w:r>
           <w:rPr>
             <w:rStyle w:val="ad"/>
@@ -1583,7 +1583,7 @@
             <w:noProof/>
             <w:webHidden/>
           </w:rPr>
-          <w:instrText xml:space="preserve"> PAGEREF _Toc242042953 \h </w:instrText>
+          <w:instrText xml:space="preserve"> PAGEREF _Toc242049359 \h </w:instrText>
         </w:r>
         <w:r>
           <w:rPr>
@@ -1628,7 +1628,7 @@
           <w14:ligatures w14:val="standardContextual"/>
         </w:rPr>
       </w:pPr>
-      <w:hyperlink w:anchor="_Toc242042954" w:history="1">
+      <w:hyperlink w:anchor="_Toc242049360" w:history="1">
         <w:r>
           <w:rPr>
             <w:rStyle w:val="ad"/>
@@ -1655,7 +1655,7 @@
             <w:noProof/>
             <w:webHidden/>
           </w:rPr>
-          <w:instrText xml:space="preserve"> PAGEREF _Toc242042954 \h </w:instrText>
+          <w:instrText xml:space="preserve"> PAGEREF _Toc242049360 \h </w:instrText>
         </w:r>
         <w:r>
           <w:rPr>
@@ -1700,7 +1700,7 @@
           <w14:ligatures w14:val="standardContextual"/>
         </w:rPr>
       </w:pPr>
-      <w:hyperlink w:anchor="_Toc242042955" w:history="1">
+      <w:hyperlink w:anchor="_Toc242049361" w:history="1">
         <w:r>
           <w:rPr>
             <w:rStyle w:val="ad"/>
@@ -1727,7 +1727,7 @@
             <w:noProof/>
             <w:webHidden/>
           </w:rPr>
-          <w:instrText xml:space="preserve"> PAGEREF _Toc242042955 \h </w:instrText>
+          <w:instrText xml:space="preserve"> PAGEREF _Toc242049361 \h </w:instrText>
         </w:r>
         <w:r>
           <w:rPr>
@@ -1771,7 +1771,7 @@
         <w:pStyle w:val="1"/>
         <w:pageBreakBefore/>
       </w:pPr>
-      <w:bookmarkStart w:id="1" w:name="_Toc242042935"/>
+      <w:bookmarkStart w:id="1" w:name="_Toc242049341"/>
       <w:r>
         <w:lastRenderedPageBreak/>
         <w:t>1 ЦЕЛЬ РАБОТЫ</w:t>
@@ -1794,7 +1794,7 @@
         <w:pStyle w:val="1"/>
         <w:pageBreakBefore/>
       </w:pPr>
-      <w:bookmarkStart w:id="2" w:name="_Toc242042936"/>
+      <w:bookmarkStart w:id="2" w:name="_Toc242049342"/>
       <w:r>
         <w:lastRenderedPageBreak/>
         <w:t>2 ХОД РАБОТЫ</w:t>
@@ -1807,7 +1807,7 @@
         <w:ind w:firstLine="709"/>
       </w:pPr>
       <w:bookmarkStart w:id="3" w:name="границы-рынка-и-исходные-данные"/>
-      <w:bookmarkStart w:id="4" w:name="_Toc242042937"/>
+      <w:bookmarkStart w:id="4" w:name="_Toc242049343"/>
       <w:r>
         <w:t>2.1 Границы рынка и исходные данные</w:t>
       </w:r>
@@ -2654,7 +2654,7 @@
         <w:ind w:firstLine="709"/>
       </w:pPr>
       <w:bookmarkStart w:id="5" w:name="X71036a6e66e3ee676be05bd8c3d2e7f5edd052d"/>
-      <w:bookmarkStart w:id="6" w:name="_Toc242042938"/>
+      <w:bookmarkStart w:id="6" w:name="_Toc242049344"/>
       <w:bookmarkEnd w:id="3"/>
       <w:r>
         <w:t>2.2 Адаптированная модель пяти сил и порядок работы</w:t>
@@ -3233,7 +3233,7 @@
         <w:ind w:firstLine="709"/>
       </w:pPr>
       <w:bookmarkStart w:id="7" w:name="X5a88c5b98a468a63f47aa45df49a526c7d18a63"/>
-      <w:bookmarkStart w:id="8" w:name="_Toc242042939"/>
+      <w:bookmarkStart w:id="8" w:name="_Toc242049345"/>
       <w:bookmarkEnd w:id="5"/>
       <w:r>
         <w:t xml:space="preserve">2.3 Конкурентная группа, данные </w:t>
@@ -12753,7 +12753,7 @@
         <w:ind w:firstLine="709"/>
       </w:pPr>
       <w:bookmarkStart w:id="15" w:name="конкуренция-между-существующими-игроками"/>
-      <w:bookmarkStart w:id="16" w:name="_Toc242042940"/>
+      <w:bookmarkStart w:id="16" w:name="_Toc242049346"/>
       <w:bookmarkEnd w:id="7"/>
       <w:bookmarkEnd w:id="14"/>
       <w:r>
@@ -14592,6 +14592,9 @@
               <w:ind w:firstLine="0"/>
               <w:jc w:val="center"/>
             </w:pPr>
+            <w:r>
+              <w:t>–</w:t>
+            </w:r>
           </w:p>
         </w:tc>
         <w:tc>
@@ -15168,6 +15171,9 @@
               <w:ind w:firstLine="0"/>
               <w:jc w:val="center"/>
             </w:pPr>
+            <w:r>
+              <w:t>–</w:t>
+            </w:r>
           </w:p>
         </w:tc>
         <w:tc>
@@ -15303,6 +15309,9 @@
               <w:ind w:firstLine="0"/>
               <w:jc w:val="center"/>
             </w:pPr>
+            <w:r>
+              <w:t>–</w:t>
+            </w:r>
           </w:p>
         </w:tc>
         <w:tc>
@@ -15709,7 +15718,7 @@
         <w:ind w:firstLine="709"/>
       </w:pPr>
       <w:bookmarkStart w:id="17" w:name="угроза-новых-участников"/>
-      <w:bookmarkStart w:id="18" w:name="_Toc242042941"/>
+      <w:bookmarkStart w:id="18" w:name="_Toc242049347"/>
       <w:bookmarkEnd w:id="15"/>
       <w:r>
         <w:t>2.5 Угроза новых участников</w:t>
@@ -16944,6 +16953,9 @@
               <w:ind w:firstLine="0"/>
               <w:jc w:val="center"/>
             </w:pPr>
+            <w:r>
+              <w:t>–</w:t>
+            </w:r>
           </w:p>
         </w:tc>
         <w:tc>
@@ -17223,6 +17235,9 @@
               <w:ind w:firstLine="0"/>
               <w:jc w:val="center"/>
             </w:pPr>
+            <w:r>
+              <w:t>–</w:t>
+            </w:r>
           </w:p>
         </w:tc>
         <w:tc>
@@ -17500,6 +17515,9 @@
               <w:ind w:firstLine="0"/>
               <w:jc w:val="center"/>
             </w:pPr>
+            <w:r>
+              <w:t>–</w:t>
+            </w:r>
           </w:p>
         </w:tc>
         <w:tc>
@@ -17620,6 +17638,9 @@
               <w:ind w:firstLine="0"/>
               <w:jc w:val="center"/>
             </w:pPr>
+            <w:r>
+              <w:t>–</w:t>
+            </w:r>
           </w:p>
         </w:tc>
         <w:tc>
@@ -18123,7 +18144,7 @@
         <w:ind w:firstLine="709"/>
       </w:pPr>
       <w:bookmarkStart w:id="19" w:name="сила-покупателей"/>
-      <w:bookmarkStart w:id="20" w:name="_Toc242042942"/>
+      <w:bookmarkStart w:id="20" w:name="_Toc242049348"/>
       <w:bookmarkEnd w:id="17"/>
       <w:r>
         <w:t>2.6 Сила покупателей</w:t>
@@ -19786,6 +19807,9 @@
               <w:ind w:firstLine="0"/>
               <w:jc w:val="center"/>
             </w:pPr>
+            <w:r>
+              <w:t>–</w:t>
+            </w:r>
           </w:p>
         </w:tc>
         <w:tc>
@@ -20047,6 +20071,9 @@
               <w:ind w:firstLine="0"/>
               <w:jc w:val="center"/>
             </w:pPr>
+            <w:r>
+              <w:t>–</w:t>
+            </w:r>
           </w:p>
         </w:tc>
         <w:tc>
@@ -20296,7 +20323,7 @@
         <w:ind w:firstLine="709"/>
       </w:pPr>
       <w:bookmarkStart w:id="21" w:name="сила-поставщиков"/>
-      <w:bookmarkStart w:id="22" w:name="_Toc242042943"/>
+      <w:bookmarkStart w:id="22" w:name="_Toc242049349"/>
       <w:bookmarkEnd w:id="19"/>
       <w:r>
         <w:t>2.7 Сила поставщиков</w:t>
@@ -21160,6 +21187,9 @@
               <w:ind w:firstLine="0"/>
               <w:jc w:val="center"/>
             </w:pPr>
+            <w:r>
+              <w:t>–</w:t>
+            </w:r>
           </w:p>
         </w:tc>
         <w:tc>
@@ -21457,6 +21487,9 @@
               <w:ind w:firstLine="0"/>
               <w:jc w:val="center"/>
             </w:pPr>
+            <w:r>
+              <w:t>–</w:t>
+            </w:r>
           </w:p>
         </w:tc>
         <w:tc>
@@ -21721,6 +21754,9 @@
               <w:ind w:firstLine="0"/>
               <w:jc w:val="center"/>
             </w:pPr>
+            <w:r>
+              <w:t>–</w:t>
+            </w:r>
           </w:p>
         </w:tc>
         <w:tc>
@@ -21841,6 +21877,9 @@
               <w:ind w:firstLine="0"/>
               <w:jc w:val="center"/>
             </w:pPr>
+            <w:r>
+              <w:t>–</w:t>
+            </w:r>
           </w:p>
         </w:tc>
         <w:tc>
@@ -21961,6 +22000,9 @@
               <w:ind w:firstLine="0"/>
               <w:jc w:val="center"/>
             </w:pPr>
+            <w:r>
+              <w:t>–</w:t>
+            </w:r>
           </w:p>
         </w:tc>
         <w:tc>
@@ -22223,6 +22265,9 @@
               <w:ind w:firstLine="0"/>
               <w:jc w:val="center"/>
             </w:pPr>
+            <w:r>
+              <w:t>–</w:t>
+            </w:r>
           </w:p>
         </w:tc>
         <w:tc>
@@ -22550,7 +22595,7 @@
         <w:ind w:firstLine="709"/>
       </w:pPr>
       <w:bookmarkStart w:id="23" w:name="угроза-заменителей"/>
-      <w:bookmarkStart w:id="24" w:name="_Toc242042944"/>
+      <w:bookmarkStart w:id="24" w:name="_Toc242049350"/>
       <w:bookmarkEnd w:id="21"/>
       <w:r>
         <w:t>2.8 Угроза заменителей</w:t>
@@ -23759,6 +23804,9 @@
               <w:ind w:firstLine="0"/>
               <w:jc w:val="center"/>
             </w:pPr>
+            <w:r>
+              <w:t>–</w:t>
+            </w:r>
           </w:p>
         </w:tc>
         <w:tc>
@@ -24197,6 +24245,9 @@
               <w:ind w:firstLine="0"/>
               <w:jc w:val="center"/>
             </w:pPr>
+            <w:r>
+              <w:t>–</w:t>
+            </w:r>
           </w:p>
         </w:tc>
         <w:tc>
@@ -24302,6 +24353,9 @@
               <w:ind w:firstLine="0"/>
               <w:jc w:val="center"/>
             </w:pPr>
+            <w:r>
+              <w:t>–</w:t>
+            </w:r>
           </w:p>
         </w:tc>
         <w:tc>
@@ -24458,6 +24512,9 @@
               <w:ind w:firstLine="0"/>
               <w:jc w:val="center"/>
             </w:pPr>
+            <w:r>
+              <w:t>–</w:t>
+            </w:r>
           </w:p>
         </w:tc>
         <w:tc>
@@ -24986,7 +25043,7 @@
         <w:ind w:firstLine="709"/>
       </w:pPr>
       <w:bookmarkStart w:id="25" w:name="дополнительные-цифровые-факторы"/>
-      <w:bookmarkStart w:id="26" w:name="_Toc242042945"/>
+      <w:bookmarkStart w:id="26" w:name="_Toc242049351"/>
       <w:bookmarkEnd w:id="23"/>
       <w:r>
         <w:t>2.9 Дополнительные цифровые факторы</w:t>
@@ -25963,7 +26020,7 @@
         <w:ind w:firstLine="709"/>
       </w:pPr>
       <w:bookmarkStart w:id="27" w:name="сводные-матрицы-пяти-сил"/>
-      <w:bookmarkStart w:id="28" w:name="_Toc242042946"/>
+      <w:bookmarkStart w:id="28" w:name="_Toc242049352"/>
       <w:bookmarkEnd w:id="25"/>
       <w:r>
         <w:t>2.10 Сводные матрицы пяти сил</w:t>
@@ -28988,7 +29045,7 @@
         <w:ind w:firstLine="709"/>
       </w:pPr>
       <w:bookmarkStart w:id="31" w:name="X8a20f2ce3a0b914a0d10b56a08803ed6d4c4fe6"/>
-      <w:bookmarkStart w:id="32" w:name="_Toc242042947"/>
+      <w:bookmarkStart w:id="32" w:name="_Toc242049353"/>
       <w:bookmarkEnd w:id="27"/>
       <w:bookmarkEnd w:id="30"/>
       <w:r>
@@ -37706,7 +37763,7 @@
         <w:ind w:firstLine="709"/>
       </w:pPr>
       <w:bookmarkStart w:id="38" w:name="X26e1f683b4e3d20dedc569ae951ec4fd15e6fac"/>
-      <w:bookmarkStart w:id="39" w:name="_Toc242042948"/>
+      <w:bookmarkStart w:id="39" w:name="_Toc242049354"/>
       <w:bookmarkEnd w:id="31"/>
       <w:bookmarkEnd w:id="37"/>
       <w:r>
@@ -38343,7 +38400,7 @@
         <w:pageBreakBefore/>
       </w:pPr>
       <w:bookmarkStart w:id="40" w:name="проверка-по-критериям-методики"/>
-      <w:bookmarkStart w:id="41" w:name="_Toc242042949"/>
+      <w:bookmarkStart w:id="41" w:name="_Toc242049355"/>
       <w:bookmarkEnd w:id="0"/>
       <w:bookmarkEnd w:id="38"/>
       <w:r>
@@ -40212,7 +40269,7 @@
         <w:pageBreakBefore/>
       </w:pPr>
       <w:bookmarkStart w:id="42" w:name="выводы"/>
-      <w:bookmarkStart w:id="43" w:name="_Toc242042950"/>
+      <w:bookmarkStart w:id="43" w:name="_Toc242049356"/>
       <w:bookmarkEnd w:id="40"/>
       <w:r>
         <w:lastRenderedPageBreak/>
@@ -40506,7 +40563,7 @@
         <w:pageBreakBefore/>
       </w:pPr>
       <w:bookmarkStart w:id="44" w:name="список-использованных-источников"/>
-      <w:bookmarkStart w:id="45" w:name="_Toc242042951"/>
+      <w:bookmarkStart w:id="45" w:name="_Toc242049357"/>
       <w:bookmarkEnd w:id="42"/>
       <w:r>
         <w:lastRenderedPageBreak/>
@@ -41014,7 +41071,7 @@
         <w:pageBreakBefore/>
       </w:pPr>
       <w:bookmarkStart w:id="46" w:name="X07f097ad3fec38b594ab687268d9ed6037a6780"/>
-      <w:bookmarkStart w:id="47" w:name="_Toc242042952"/>
+      <w:bookmarkStart w:id="47" w:name="_Toc242049358"/>
       <w:bookmarkEnd w:id="44"/>
       <w:r>
         <w:lastRenderedPageBreak/>
@@ -43774,7 +43831,7 @@
         <w:pageBreakBefore/>
       </w:pPr>
       <w:bookmarkStart w:id="48" w:name="Xbcdbdbb846f981c924562e03257ff8fcb016f3a"/>
-      <w:bookmarkStart w:id="49" w:name="_Toc242042953"/>
+      <w:bookmarkStart w:id="49" w:name="_Toc242049359"/>
       <w:bookmarkEnd w:id="46"/>
       <w:r>
         <w:lastRenderedPageBreak/>
@@ -49750,7 +49807,7 @@
         <w:pageBreakBefore/>
       </w:pPr>
       <w:bookmarkStart w:id="50" w:name="X211dff13118dc92392e39f802fc3415ebb017ae"/>
-      <w:bookmarkStart w:id="51" w:name="_Toc242042954"/>
+      <w:bookmarkStart w:id="51" w:name="_Toc242049360"/>
       <w:bookmarkEnd w:id="48"/>
       <w:r>
         <w:lastRenderedPageBreak/>
@@ -62872,7 +62929,7 @@
         <w:pageBreakBefore/>
       </w:pPr>
       <w:bookmarkStart w:id="52" w:name="X04baafd86471df16b279f50668c6bfa612d0f21"/>
-      <w:bookmarkStart w:id="53" w:name="_Toc242042955"/>
+      <w:bookmarkStart w:id="53" w:name="_Toc242049361"/>
       <w:bookmarkEnd w:id="50"/>
       <w:r>
         <w:lastRenderedPageBreak/>
